--- a/tests/test_output/documents/from_txt.docx
+++ b/tests/test_output/documents/from_txt.docx
@@ -12,7 +12,7 @@
       </w:pPr>
       <w:r>
         <w:rPr/>
-        <w:t>Hello from everyfile</w:t>
+        <w:t>Hello from anyfile</w:t>
       </w:r>
     </w:p>
     <w:sectPr>
